--- a/PROJECT-DOCUMENTATION.docx
+++ b/PROJECT-DOCUMENTATION.docx
@@ -7,7 +7,7 @@
         <w:pStyle w:val="Title"/>
       </w:pPr>
       <w:r>
-        <w:t>coupa-receipt-filter — Project Documentation</w:t>
+        <w:t>Coupa Receipt Filter — Project Documentation</w:t>
       </w:r>
     </w:p>
     <w:p>
@@ -63,7 +63,7 @@
         <w:t>Receipt-dialog filter</w:t>
       </w:r>
       <w:r>
-        <w:t xml:space="preserve"> — in the "Attach a receipt" modal, converts the expense-line total into USD/EUR/COP/SGD/TRY using live FX rates and hides wallet receipts outside a ±X% tolerance window.</w:t>
+        <w:t xml:space="preserve"> — in the "Attach a receipt" modal, converts the expense-line total into USD/EUR/COP/SGD/TRY/PLN using live FX rates and hides wallet receipts outside a ±X% tolerance window.</w:t>
       </w:r>
     </w:p>
     <w:p>
@@ -207,7 +207,7 @@
         <w:t>main</w:t>
       </w:r>
       <w:r>
-        <w:t xml:space="preserve"> branch fully pushed (0 ahead / 0 behind origin), 22 commits with a steady semver progression from v0.3.1 (initial commit, Apr 2026) to v0.8.6 (latest, ~2 weeks before audit). Commit messages are descriptive and feature-scoped. The script is 1,858 lines and includes an in-app help modal that matches the implemented behavior. No obvious dead/half-finished features.</w:t>
+        <w:t xml:space="preserve"> branch fully pushed (0 ahead / 0 behind origin), steady semver progression from v0.3.1 (initial commit, Apr 2026) to v0.8.7 (latest). Commit messages are descriptive and feature-scoped. The script includes an in-app help modal that matches the implemented behavior. No obvious dead/half-finished features.</w:t>
       </w:r>
     </w:p>
     <w:p>

--- a/PROJECT-DOCUMENTATION.docx
+++ b/PROJECT-DOCUMENTATION.docx
@@ -20,7 +20,7 @@
     </w:p>
     <w:p>
       <w:r>
-        <w:t>A single-file Tampermonkey/Greasemonkey userscript that augments the Coupa expense UI with bulk-edit tooling: receipt-dialog filtering by ±% across currencies, bulk account assignment, receipt-to-line matching, and an xlsx round-trip for editing categories / descriptions / attendees on draft expense reports.</w:t>
+        <w:t>A single-file Tampermonkey/Greasemonkey userscript that augments the Coupa expense UI with bulk-edit tooling: receipt-dialog filtering by ±% across currencies, bulk account assignment, receipt-to-line matching, and an xlsx round-trip for editing categories / currencies / descriptions / attendees on draft expense reports.</w:t>
       </w:r>
     </w:p>
     <w:p>
@@ -166,7 +166,16 @@
         <w:t>Upload &amp; Apply</w:t>
       </w:r>
       <w:r>
-        <w:t xml:space="preserve"> — ingests the edited xlsx and PATCHes lines (category, description, attendees), creating new attendees via </w:t>
+        <w:t xml:space="preserve"> — ingests the edited xlsx and PATCHes lines (category, </w:t>
+      </w:r>
+      <w:r>
+        <w:rPr>
+          <w:b/>
+        </w:rPr>
+        <w:t>currency</w:t>
+      </w:r>
+      <w:r>
+        <w:t xml:space="preserve">, description, attendees), creating new attendees via </w:t>
       </w:r>
       <w:r>
         <w:rPr>
@@ -182,21 +191,16 @@
     </w:p>
     <w:p>
       <w:pPr>
-        <w:pStyle w:val="Heading2"/>
+        <w:pStyle w:val="ListBullet2"/>
       </w:pPr>
-      <w:r>
-        <w:t>Status</w:t>
-      </w:r>
-    </w:p>
-    <w:p>
       <w:r>
         <w:rPr>
           <w:b/>
         </w:rPr>
-        <w:t>Working / actively maintained.</w:t>
-      </w:r>
-      <w:r>
-        <w:t xml:space="preserve"> Evidence: clean git tree, </w:t>
+        <w:t>Currency edit:</w:t>
+      </w:r>
+      <w:r>
+        <w:t xml:space="preserve"> an editable </w:t>
       </w:r>
       <w:r>
         <w:rPr>
@@ -204,10 +208,134 @@
           <w:color w:val="A02020"/>
           <w:sz w:val="19"/>
         </w:rPr>
-        <w:t>main</w:t>
-      </w:r>
-      <w:r>
-        <w:t xml:space="preserve"> branch fully pushed (0 ahead / 0 behind origin), steady semver progression from v0.3.1 (initial commit, Apr 2026) to v0.8.7 (latest). Commit messages are descriptive and feature-scoped. The script includes an in-app help modal that matches the implemented behavior. No obvious dead/half-finished features.</w:t>
+        <w:t>new_currency</w:t>
+      </w:r>
+      <w:r>
+        <w:t xml:space="preserve"> column (dropdown) lets you re-tag a line's receipt currency. Because Coupa's PATCH needs the tenant's numeric currency </w:t>
+      </w:r>
+      <w:r>
+        <w:rPr>
+          <w:b/>
+        </w:rPr>
+        <w:t>id</w:t>
+      </w:r>
+      <w:r>
+        <w:t xml:space="preserve"> (not just the ISO code, and ids are tenant-specific), only currencies already present somewhere on your own draft lines can be set — these are harvested into a hidden </w:t>
+      </w:r>
+      <w:r>
+        <w:rPr>
+          <w:rFonts w:ascii="Consolas" w:hAnsi="Consolas"/>
+          <w:color w:val="A02020"/>
+          <w:sz w:val="19"/>
+        </w:rPr>
+        <w:t>_currencies</w:t>
+      </w:r>
+      <w:r>
+        <w:t xml:space="preserve"> helper sheet and translated back to ids on upload. The numeric receipt amount is left as-is (a "fix the currency I picked" edit), and the reimbursement/foreign side is moved to match at rate 1 so the line stays internally consistent. </w:t>
+      </w:r>
+      <w:r>
+        <w:rPr>
+          <w:b/>
+        </w:rPr>
+        <w:t>Safety:</w:t>
+      </w:r>
+      <w:r>
+        <w:t xml:space="preserve"> currency edits are applied only to single-currency lines; a genuinely cross-currency line (a distinct reimbursement currency / non-1 FX rate) is </w:t>
+      </w:r>
+      <w:r>
+        <w:rPr>
+          <w:b/>
+        </w:rPr>
+        <w:t>refused</w:t>
+      </w:r>
+      <w:r>
+        <w:t xml:space="preserve"> and reported, because the tool can't recompute Coupa's official cross-currency rate — change those in Coupa directly. The mandatory first-line confirmation also flags currency changes so you can verify the amounts before bulk-applying.</w:t>
+      </w:r>
+    </w:p>
+    <w:p>
+      <w:pPr>
+        <w:pStyle w:val="ListBullet2"/>
+      </w:pPr>
+      <w:r>
+        <w:rPr>
+          <w:b/>
+        </w:rPr>
+        <w:t>Example attendee column:</w:t>
+      </w:r>
+      <w:r>
+        <w:t xml:space="preserve"> every export ends with one placeholder column (</w:t>
+      </w:r>
+      <w:r>
+        <w:rPr>
+          <w:rFonts w:ascii="Consolas" w:hAnsi="Consolas"/>
+          <w:color w:val="A02020"/>
+          <w:sz w:val="19"/>
+        </w:rPr>
+        <w:t>Firstname Lastname (example — rename or delete)</w:t>
+      </w:r>
+      <w:r>
+        <w:t xml:space="preserve">). Leave it unchanged or delete it → the upload ignores it. Rename it to a real </w:t>
+      </w:r>
+      <w:r>
+        <w:rPr>
+          <w:rFonts w:ascii="Consolas" w:hAnsi="Consolas"/>
+          <w:color w:val="A02020"/>
+          <w:sz w:val="19"/>
+        </w:rPr>
+        <w:t>Firstname Lastname</w:t>
+      </w:r>
+      <w:r>
+        <w:t xml:space="preserve"> and mark </w:t>
+      </w:r>
+      <w:r>
+        <w:rPr>
+          <w:rFonts w:ascii="Consolas" w:hAnsi="Consolas"/>
+          <w:color w:val="A02020"/>
+          <w:sz w:val="19"/>
+        </w:rPr>
+        <w:t>x</w:t>
+      </w:r>
+      <w:r>
+        <w:t xml:space="preserve"> → the upload creates that attendee and attaches them (no Attendees-sheet edit required).</w:t>
+      </w:r>
+    </w:p>
+    <w:p>
+      <w:pPr>
+        <w:pStyle w:val="Heading2"/>
+      </w:pPr>
+      <w:r>
+        <w:t>Status</w:t>
+      </w:r>
+    </w:p>
+    <w:p>
+      <w:r>
+        <w:rPr>
+          <w:b/>
+        </w:rPr>
+        <w:t>Working / actively maintained.</w:t>
+      </w:r>
+      <w:r>
+        <w:t xml:space="preserve"> Evidence: steady semver progression from v0.3.1 (initial commit, Apr 2026) through v0.8.7 to </w:t>
+      </w:r>
+      <w:r>
+        <w:rPr>
+          <w:b/>
+        </w:rPr>
+        <w:t>v0.9.0</w:t>
+      </w:r>
+      <w:r>
+        <w:t xml:space="preserve"> (adds </w:t>
+      </w:r>
+      <w:r>
+        <w:rPr>
+          <w:rFonts w:ascii="Consolas" w:hAnsi="Consolas"/>
+          <w:color w:val="A02020"/>
+          <w:sz w:val="19"/>
+        </w:rPr>
+        <w:t>new_currency</w:t>
+      </w:r>
+      <w:r>
+        <w:t xml:space="preserve"> editing + the example-attendee column). Commit messages are descriptive and feature-scoped. The script includes an in-app help modal that matches the implemented behavior. No obvious dead/half-finished features.</w:t>
       </w:r>
     </w:p>
     <w:p>
@@ -704,6 +832,17 @@
           <w:color w:val="A02020"/>
           <w:sz w:val="19"/>
         </w:rPr>
+        <w:t>new_currency</w:t>
+      </w:r>
+      <w:r>
+        <w:t xml:space="preserve">, </w:t>
+      </w:r>
+      <w:r>
+        <w:rPr>
+          <w:rFonts w:ascii="Consolas" w:hAnsi="Consolas"/>
+          <w:color w:val="A02020"/>
+          <w:sz w:val="19"/>
+        </w:rPr>
         <w:t>new_category</w:t>
       </w:r>
       <w:r>
@@ -729,7 +868,7 @@
         <w:t>x</w:t>
       </w:r>
       <w:r>
-        <w:t xml:space="preserve"> marks) in Excel → Upload &amp; Apply. The hidden </w:t>
+        <w:t xml:space="preserve"> marks, and the trailing example-attendee column) in Excel → Upload &amp; Apply. The hidden </w:t>
       </w:r>
       <w:r>
         <w:rPr>
@@ -740,7 +879,18 @@
         <w:t>_categories</w:t>
       </w:r>
       <w:r>
-        <w:t xml:space="preserve"> helper sheet drives the dropdown and name→id resolution; do not delete it.</w:t>
+        <w:t xml:space="preserve"> and </w:t>
+      </w:r>
+      <w:r>
+        <w:rPr>
+          <w:rFonts w:ascii="Consolas" w:hAnsi="Consolas"/>
+          <w:color w:val="A02020"/>
+          <w:sz w:val="19"/>
+        </w:rPr>
+        <w:t>_currencies</w:t>
+      </w:r>
+      <w:r>
+        <w:t xml:space="preserve"> helper sheets drive the dropdowns and name/code→id resolution; do not delete them.</w:t>
       </w:r>
     </w:p>
     <w:p>

--- a/PROJECT-DOCUMENTATION.docx
+++ b/PROJECT-DOCUMENTATION.docx
@@ -63,7 +63,7 @@
         <w:t>Receipt-dialog filter</w:t>
       </w:r>
       <w:r>
-        <w:t xml:space="preserve"> — in the "Attach a receipt" modal, converts the expense-line total into USD/EUR/COP/SGD/TRY/PLN using live FX rates and hides wallet receipts outside a ±X% tolerance window.</w:t>
+        <w:t xml:space="preserve"> — in the "Attach a receipt" modal, converts the expense-line total into USD/SGD/HKD/TWD/KRW/MYR/IDR/VND/EUR/COP/TRY/PLN using live FX rates and hides wallet receipts outside a ±X% tolerance window. Large-denomination currencies (VND/IDR/KRW/COP) render with thousands separators and no decimals. Live rates come from open.er-api.com (hourly cache); if that fetch fails, the panel degrades to the last successful live pull and then to a built-in, cross-verified rate snapshot (labelled "offline rates") so conversions never fully break.</w:t>
       </w:r>
     </w:p>
     <w:p>
@@ -315,16 +315,538 @@
         <w:t>Working / actively maintained.</w:t>
       </w:r>
       <w:r>
-        <w:t xml:space="preserve"> Evidence: steady semver progression from v0.3.1 (initial commit, Apr 2026) through v0.8.7 to </w:t>
+        <w:t xml:space="preserve"> Evidence: steady semver progression from v0.3.1 (initial commit, Apr 2026) through v0.9.0 to </w:t>
       </w:r>
       <w:r>
         <w:rPr>
           <w:b/>
         </w:rPr>
-        <w:t>v0.9.0</w:t>
-      </w:r>
-      <w:r>
-        <w:t xml:space="preserve"> (adds </w:t>
+        <w:t>v0.10.0</w:t>
+      </w:r>
+      <w:r>
+        <w:t xml:space="preserve"> (adds SE-/E-Asia display currencies SGD/HKD/TWD/KRW/MYR/IDR/VND, currency-aware number formatting, and a live→last-live→baked-snapshot FX fallback with persistence). Commit messages are descriptive and feature-scoped. The script includes an in-app help modal that matches the implemented behavior. No obvious dead/half-finished features.</w:t>
+      </w:r>
+    </w:p>
+    <w:p>
+      <w:pPr>
+        <w:pStyle w:val="Heading2"/>
+      </w:pPr>
+      <w:r>
+        <w:t>Technical Requirements</w:t>
+      </w:r>
+    </w:p>
+    <w:p>
+      <w:pPr>
+        <w:pStyle w:val="ListBullet"/>
+      </w:pPr>
+      <w:r>
+        <w:t xml:space="preserve">A userscript manager: </w:t>
+      </w:r>
+      <w:r>
+        <w:rPr>
+          <w:b/>
+        </w:rPr>
+        <w:t>Tampermonkey</w:t>
+      </w:r>
+      <w:r>
+        <w:t xml:space="preserve"> (recommended) or Greasemonkey, in a desktop browser.</w:t>
+      </w:r>
+    </w:p>
+    <w:p>
+      <w:pPr>
+        <w:pStyle w:val="ListBullet"/>
+      </w:pPr>
+      <w:r>
+        <w:t xml:space="preserve">An authenticated </w:t>
+      </w:r>
+      <w:r>
+        <w:rPr>
+          <w:b/>
+        </w:rPr>
+        <w:t>Coupa</w:t>
+      </w:r>
+      <w:r>
+        <w:t xml:space="preserve"> session on a </w:t>
+      </w:r>
+      <w:r>
+        <w:rPr>
+          <w:rFonts w:ascii="Consolas" w:hAnsi="Consolas"/>
+          <w:color w:val="A02020"/>
+          <w:sz w:val="19"/>
+        </w:rPr>
+        <w:t>*.coupahost.com</w:t>
+      </w:r>
+      <w:r>
+        <w:t xml:space="preserve"> tenant.</w:t>
+      </w:r>
+    </w:p>
+    <w:p>
+      <w:pPr>
+        <w:pStyle w:val="ListBullet"/>
+      </w:pPr>
+      <w:r>
+        <w:t>Network access to two external services at runtime:</w:t>
+      </w:r>
+    </w:p>
+    <w:p>
+      <w:pPr>
+        <w:pStyle w:val="ListBullet2"/>
+      </w:pPr>
+      <w:r>
+        <w:rPr>
+          <w:rFonts w:ascii="Consolas" w:hAnsi="Consolas"/>
+          <w:color w:val="A02020"/>
+          <w:sz w:val="19"/>
+        </w:rPr>
+        <w:t>https://open.er-api.com/v6/latest/USD</w:t>
+      </w:r>
+      <w:r>
+        <w:t xml:space="preserve"> — free FX rates (declared via </w:t>
+      </w:r>
+      <w:r>
+        <w:rPr>
+          <w:rFonts w:ascii="Consolas" w:hAnsi="Consolas"/>
+          <w:color w:val="A02020"/>
+          <w:sz w:val="19"/>
+        </w:rPr>
+        <w:t>@connect open.er-api.com</w:t>
+      </w:r>
+      <w:r>
+        <w:t>; no API key required).</w:t>
+      </w:r>
+    </w:p>
+    <w:p>
+      <w:pPr>
+        <w:pStyle w:val="ListBullet2"/>
+      </w:pPr>
+      <w:r>
+        <w:rPr>
+          <w:rFonts w:ascii="Consolas" w:hAnsi="Consolas"/>
+          <w:color w:val="A02020"/>
+          <w:sz w:val="19"/>
+        </w:rPr>
+        <w:t>https://cdn.jsdelivr.net/npm/exceljs@4.4.0/dist/exceljs.min.js</w:t>
+      </w:r>
+      <w:r>
+        <w:t xml:space="preserve"> — ExcelJS, fetched on demand for xlsx generation/parsing.</w:t>
+      </w:r>
+    </w:p>
+    <w:p>
+      <w:pPr>
+        <w:pStyle w:val="ListBullet"/>
+      </w:pPr>
+      <w:r>
+        <w:t xml:space="preserve">No build tooling, no package manager, no compiler. The deliverable IS the </w:t>
+      </w:r>
+      <w:r>
+        <w:rPr>
+          <w:rFonts w:ascii="Consolas" w:hAnsi="Consolas"/>
+          <w:color w:val="A02020"/>
+          <w:sz w:val="19"/>
+        </w:rPr>
+        <w:t>.user.js</w:t>
+      </w:r>
+      <w:r>
+        <w:t xml:space="preserve"> file.</w:t>
+      </w:r>
+    </w:p>
+    <w:p>
+      <w:pPr>
+        <w:pStyle w:val="Heading2"/>
+      </w:pPr>
+      <w:r>
+        <w:t>Dependencies</w:t>
+      </w:r>
+    </w:p>
+    <w:p>
+      <w:pPr>
+        <w:pStyle w:val="ListBullet"/>
+      </w:pPr>
+      <w:r>
+        <w:rPr>
+          <w:b/>
+        </w:rPr>
+        <w:t>ExcelJS 4.4.0</w:t>
+      </w:r>
+      <w:r>
+        <w:t xml:space="preserve"> (MIT license) — loaded at runtime from jsDelivr (version-pinned in </w:t>
+      </w:r>
+      <w:r>
+        <w:rPr>
+          <w:rFonts w:ascii="Consolas" w:hAnsi="Consolas"/>
+          <w:color w:val="A02020"/>
+          <w:sz w:val="19"/>
+        </w:rPr>
+        <w:t>EXCELJS_URL</w:t>
+      </w:r>
+      <w:r>
+        <w:t xml:space="preserve">, line 63), not vendored. Loaded via </w:t>
+      </w:r>
+      <w:r>
+        <w:rPr>
+          <w:rFonts w:ascii="Consolas" w:hAnsi="Consolas"/>
+          <w:color w:val="A02020"/>
+          <w:sz w:val="19"/>
+        </w:rPr>
+        <w:t>fetch</w:t>
+      </w:r>
+      <w:r>
+        <w:t xml:space="preserve"> + </w:t>
+      </w:r>
+      <w:r>
+        <w:rPr>
+          <w:rFonts w:ascii="Consolas" w:hAnsi="Consolas"/>
+          <w:color w:val="A02020"/>
+          <w:sz w:val="19"/>
+        </w:rPr>
+        <w:t>new Function(...)</w:t>
+      </w:r>
+      <w:r>
+        <w:t xml:space="preserve"> eval, with a blob-</w:t>
+      </w:r>
+      <w:r>
+        <w:rPr>
+          <w:rFonts w:ascii="Consolas" w:hAnsi="Consolas"/>
+          <w:color w:val="A02020"/>
+          <w:sz w:val="19"/>
+        </w:rPr>
+        <w:t>&lt;script&gt;</w:t>
+      </w:r>
+      <w:r>
+        <w:t xml:space="preserve"> fallback if CSP blocks the eval path.</w:t>
+      </w:r>
+    </w:p>
+    <w:p>
+      <w:pPr>
+        <w:pStyle w:val="ListBullet"/>
+      </w:pPr>
+      <w:r>
+        <w:rPr>
+          <w:b/>
+        </w:rPr>
+        <w:t>open.er-api.com</w:t>
+      </w:r>
+      <w:r>
+        <w:t xml:space="preserve"> ("Exchange Rate API" / open access tier) — runtime HTTP JSON, no SDK bundled.</w:t>
+      </w:r>
+    </w:p>
+    <w:p>
+      <w:pPr>
+        <w:pStyle w:val="ListBullet"/>
+      </w:pPr>
+      <w:r>
+        <w:t xml:space="preserve">Userscript-manager API: </w:t>
+      </w:r>
+      <w:r>
+        <w:rPr>
+          <w:rFonts w:ascii="Consolas" w:hAnsi="Consolas"/>
+          <w:color w:val="A02020"/>
+          <w:sz w:val="19"/>
+        </w:rPr>
+        <w:t>GM_xmlhttpRequest</w:t>
+      </w:r>
+      <w:r>
+        <w:t xml:space="preserve"> (granted) for the cross-origin FX call; </w:t>
+      </w:r>
+      <w:r>
+        <w:rPr>
+          <w:rFonts w:ascii="Consolas" w:hAnsi="Consolas"/>
+          <w:color w:val="A02020"/>
+          <w:sz w:val="19"/>
+        </w:rPr>
+        <w:t>GM_setValue</w:t>
+      </w:r>
+      <w:r>
+        <w:t>/</w:t>
+      </w:r>
+      <w:r>
+        <w:rPr>
+          <w:rFonts w:ascii="Consolas" w:hAnsi="Consolas"/>
+          <w:color w:val="A02020"/>
+          <w:sz w:val="19"/>
+        </w:rPr>
+        <w:t>GM_getValue</w:t>
+      </w:r>
+      <w:r>
+        <w:t xml:space="preserve"> (granted) to persist the last successful live rate pull (falls back to </w:t>
+      </w:r>
+      <w:r>
+        <w:rPr>
+          <w:rFonts w:ascii="Consolas" w:hAnsi="Consolas"/>
+          <w:color w:val="A02020"/>
+          <w:sz w:val="19"/>
+        </w:rPr>
+        <w:t>localStorage</w:t>
+      </w:r>
+      <w:r>
+        <w:t xml:space="preserve"> if unavailable).</w:t>
+      </w:r>
+    </w:p>
+    <w:p>
+      <w:pPr>
+        <w:pStyle w:val="ListBullet"/>
+      </w:pPr>
+      <w:r>
+        <w:t>No npm/</w:t>
+      </w:r>
+      <w:r>
+        <w:rPr>
+          <w:rFonts w:ascii="Consolas" w:hAnsi="Consolas"/>
+          <w:color w:val="A02020"/>
+          <w:sz w:val="19"/>
+        </w:rPr>
+        <w:t>package.json</w:t>
+      </w:r>
+      <w:r>
+        <w:t>, no lockfile, no other third-party code.</w:t>
+      </w:r>
+    </w:p>
+    <w:p>
+      <w:pPr>
+        <w:pStyle w:val="Heading2"/>
+      </w:pPr>
+      <w:r>
+        <w:t>Setup Instructions</w:t>
+      </w:r>
+    </w:p>
+    <w:p>
+      <w:pPr>
+        <w:pStyle w:val="ListNumber"/>
+      </w:pPr>
+      <w:r>
+        <w:t>Install Tampermonkey in your browser.</w:t>
+      </w:r>
+    </w:p>
+    <w:p>
+      <w:pPr>
+        <w:pStyle w:val="ListNumber"/>
+      </w:pPr>
+      <w:r>
+        <w:t>Open the raw script and let Tampermonkey prompt to install it, e.g. from this repo:</w:t>
+      </w:r>
+    </w:p>
+    <w:p>
+      <w:r>
+        <w:t xml:space="preserve">   </w:t>
+      </w:r>
+      <w:r>
+        <w:rPr>
+          <w:rFonts w:ascii="Consolas" w:hAnsi="Consolas"/>
+          <w:color w:val="A02020"/>
+          <w:sz w:val="19"/>
+        </w:rPr>
+        <w:t>coupa-receipt-filter.user.js</w:t>
+      </w:r>
+    </w:p>
+    <w:p>
+      <w:r>
+        <w:t xml:space="preserve">   or from the published gist referenced in the header:</w:t>
+      </w:r>
+    </w:p>
+    <w:p>
+      <w:r>
+        <w:t xml:space="preserve">   </w:t>
+      </w:r>
+      <w:r>
+        <w:rPr>
+          <w:rFonts w:ascii="Consolas" w:hAnsi="Consolas"/>
+          <w:color w:val="A02020"/>
+          <w:sz w:val="19"/>
+        </w:rPr>
+        <w:t>https://gist.githubusercontent.com/SexualMoose/a0de5a5bf56d33abef414b5781bdd984/raw/coupa-receipt-filter.user.js</w:t>
+      </w:r>
+    </w:p>
+    <w:p>
+      <w:pPr>
+        <w:pStyle w:val="ListNumber"/>
+      </w:pPr>
+      <w:r>
+        <w:t xml:space="preserve">Confirm the install in Tampermonkey. The </w:t>
+      </w:r>
+      <w:r>
+        <w:rPr>
+          <w:rFonts w:ascii="Consolas" w:hAnsi="Consolas"/>
+          <w:color w:val="A02020"/>
+          <w:sz w:val="19"/>
+        </w:rPr>
+        <w:t>@match https://*.coupahost.com/*</w:t>
+      </w:r>
+      <w:r>
+        <w:t xml:space="preserve"> and </w:t>
+      </w:r>
+      <w:r>
+        <w:rPr>
+          <w:rFonts w:ascii="Consolas" w:hAnsi="Consolas"/>
+          <w:color w:val="A02020"/>
+          <w:sz w:val="19"/>
+        </w:rPr>
+        <w:t>@connect open.er-api.com</w:t>
+      </w:r>
+      <w:r>
+        <w:t xml:space="preserve"> grants will be requested.</w:t>
+      </w:r>
+    </w:p>
+    <w:p>
+      <w:pPr>
+        <w:pStyle w:val="ListNumber"/>
+      </w:pPr>
+      <w:r>
+        <w:t xml:space="preserve">(Tenant-specific) Edit the </w:t>
+      </w:r>
+      <w:r>
+        <w:rPr>
+          <w:rFonts w:ascii="Consolas" w:hAnsi="Consolas"/>
+          <w:color w:val="A02020"/>
+          <w:sz w:val="19"/>
+        </w:rPr>
+        <w:t>DEFAULT_ACCOUNT</w:t>
+      </w:r>
+      <w:r>
+        <w:t xml:space="preserve"> object near the top of the script to match your own Coupa account. Capture the values by clicking "Choose" on a representative line and watching </w:t>
+      </w:r>
+      <w:r>
+        <w:rPr>
+          <w:rFonts w:ascii="Consolas" w:hAnsi="Consolas"/>
+          <w:color w:val="A02020"/>
+          <w:sz w:val="19"/>
+        </w:rPr>
+        <w:t>POST /accounts/select_dynamic_account</w:t>
+      </w:r>
+      <w:r>
+        <w:t xml:space="preserve"> in DevTools → Network. Update </w:t>
+      </w:r>
+      <w:r>
+        <w:rPr>
+          <w:rFonts w:ascii="Consolas" w:hAnsi="Consolas"/>
+          <w:color w:val="A02020"/>
+          <w:sz w:val="19"/>
+        </w:rPr>
+        <w:t>account_id</w:t>
+      </w:r>
+      <w:r>
+        <w:t xml:space="preserve">, </w:t>
+      </w:r>
+      <w:r>
+        <w:rPr>
+          <w:rFonts w:ascii="Consolas" w:hAnsi="Consolas"/>
+          <w:color w:val="A02020"/>
+          <w:sz w:val="19"/>
+        </w:rPr>
+        <w:t>account_type_id</w:t>
+      </w:r>
+      <w:r>
+        <w:t xml:space="preserve">, </w:t>
+      </w:r>
+      <w:r>
+        <w:rPr>
+          <w:rFonts w:ascii="Consolas" w:hAnsi="Consolas"/>
+          <w:color w:val="A02020"/>
+          <w:sz w:val="19"/>
+        </w:rPr>
+        <w:t>display_name</w:t>
+      </w:r>
+      <w:r>
+        <w:t xml:space="preserve">, and </w:t>
+      </w:r>
+      <w:r>
+        <w:rPr>
+          <w:rFonts w:ascii="Consolas" w:hAnsi="Consolas"/>
+          <w:color w:val="A02020"/>
+          <w:sz w:val="19"/>
+        </w:rPr>
+        <w:t>code</w:t>
+      </w:r>
+      <w:r>
+        <w:t>.</w:t>
+      </w:r>
+    </w:p>
+    <w:p>
+      <w:pPr>
+        <w:pStyle w:val="ListNumber"/>
+      </w:pPr>
+      <w:r>
+        <w:t>Navigate to your Coupa tenant; the panel appears top-right on expense pages.</w:t>
+      </w:r>
+    </w:p>
+    <w:p>
+      <w:pPr>
+        <w:pStyle w:val="Heading2"/>
+      </w:pPr>
+      <w:r>
+        <w:t>Build &amp; Run</w:t>
+      </w:r>
+    </w:p>
+    <w:p>
+      <w:r>
+        <w:t xml:space="preserve">There is no build step. "Running" = having the userscript installed and active while browsing Coupa. Updates: the header declares </w:t>
+      </w:r>
+      <w:r>
+        <w:rPr>
+          <w:rFonts w:ascii="Consolas" w:hAnsi="Consolas"/>
+          <w:color w:val="A02020"/>
+          <w:sz w:val="19"/>
+        </w:rPr>
+        <w:t>@updateURL</w:t>
+      </w:r>
+      <w:r>
+        <w:t>/</w:t>
+      </w:r>
+      <w:r>
+        <w:rPr>
+          <w:rFonts w:ascii="Consolas" w:hAnsi="Consolas"/>
+          <w:color w:val="A02020"/>
+          <w:sz w:val="19"/>
+        </w:rPr>
+        <w:t>@downloadURL</w:t>
+      </w:r>
+      <w:r>
+        <w:t xml:space="preserve"> pointing at the GitHub gist, so Tampermonkey can auto-update; the in-panel "update" link cache-busts that URL.</w:t>
+      </w:r>
+    </w:p>
+    <w:p>
+      <w:pPr>
+        <w:pStyle w:val="Heading2"/>
+      </w:pPr>
+      <w:r>
+        <w:t>Usage</w:t>
+      </w:r>
+    </w:p>
+    <w:p>
+      <w:r>
+        <w:t xml:space="preserve">On a </w:t>
+      </w:r>
+      <w:r>
+        <w:rPr>
+          <w:b/>
+        </w:rPr>
+        <w:t>draft</w:t>
+      </w:r>
+      <w:r>
+        <w:t xml:space="preserve"> expense report page:</w:t>
+      </w:r>
+    </w:p>
+    <w:p>
+      <w:pPr>
+        <w:pStyle w:val="ListBullet"/>
+      </w:pPr>
+      <w:r>
+        <w:t>Use the top-right panel buttons: Apply Account to All, Match Receipts, Download Non-Compliant, Export All, Upload &amp; Apply, and the account search box (with ↺ reset).</w:t>
+      </w:r>
+    </w:p>
+    <w:p>
+      <w:pPr>
+        <w:pStyle w:val="ListBullet"/>
+      </w:pPr>
+      <w:r>
+        <w:t>For the receipt filter: open Coupa's "Attach a receipt" dialog, set the ± tolerance %, and the script hides receipts outside the converted-amount window.</w:t>
+      </w:r>
+    </w:p>
+    <w:p>
+      <w:pPr>
+        <w:pStyle w:val="ListBullet"/>
+      </w:pPr>
+      <w:r>
+        <w:t>For the xlsx round-trip: Download Non-Compliant → edit green-header columns (</w:t>
       </w:r>
       <w:r>
         <w:rPr>
@@ -335,7 +857,70 @@
         <w:t>new_currency</w:t>
       </w:r>
       <w:r>
-        <w:t xml:space="preserve"> editing + the example-attendee column). Commit messages are descriptive and feature-scoped. The script includes an in-app help modal that matches the implemented behavior. No obvious dead/half-finished features.</w:t>
+        <w:t xml:space="preserve">, </w:t>
+      </w:r>
+      <w:r>
+        <w:rPr>
+          <w:rFonts w:ascii="Consolas" w:hAnsi="Consolas"/>
+          <w:color w:val="A02020"/>
+          <w:sz w:val="19"/>
+        </w:rPr>
+        <w:t>new_category</w:t>
+      </w:r>
+      <w:r>
+        <w:t xml:space="preserve">, </w:t>
+      </w:r>
+      <w:r>
+        <w:rPr>
+          <w:rFonts w:ascii="Consolas" w:hAnsi="Consolas"/>
+          <w:color w:val="A02020"/>
+          <w:sz w:val="19"/>
+        </w:rPr>
+        <w:t>new_description</w:t>
+      </w:r>
+      <w:r>
+        <w:t xml:space="preserve">, attendee </w:t>
+      </w:r>
+      <w:r>
+        <w:rPr>
+          <w:rFonts w:ascii="Consolas" w:hAnsi="Consolas"/>
+          <w:color w:val="A02020"/>
+          <w:sz w:val="19"/>
+        </w:rPr>
+        <w:t>x</w:t>
+      </w:r>
+      <w:r>
+        <w:t xml:space="preserve"> marks, and the trailing example-attendee column) in Excel → Upload &amp; Apply. The hidden </w:t>
+      </w:r>
+      <w:r>
+        <w:rPr>
+          <w:rFonts w:ascii="Consolas" w:hAnsi="Consolas"/>
+          <w:color w:val="A02020"/>
+          <w:sz w:val="19"/>
+        </w:rPr>
+        <w:t>_categories</w:t>
+      </w:r>
+      <w:r>
+        <w:t xml:space="preserve"> and </w:t>
+      </w:r>
+      <w:r>
+        <w:rPr>
+          <w:rFonts w:ascii="Consolas" w:hAnsi="Consolas"/>
+          <w:color w:val="A02020"/>
+          <w:sz w:val="19"/>
+        </w:rPr>
+        <w:t>_currencies</w:t>
+      </w:r>
+      <w:r>
+        <w:t xml:space="preserve"> helper sheets drive the dropdowns and name/code→id resolution; do not delete them.</w:t>
+      </w:r>
+    </w:p>
+    <w:p>
+      <w:pPr>
+        <w:pStyle w:val="ListBullet"/>
+      </w:pPr>
+      <w:r>
+        <w:t>Click the "?" / help link in the panel footer for the built-in help modal.</w:t>
       </w:r>
     </w:p>
     <w:p>
@@ -343,7 +928,12 @@
         <w:pStyle w:val="Heading2"/>
       </w:pPr>
       <w:r>
-        <w:t>Technical Requirements</w:t>
+        <w:t>Architecture</w:t>
+      </w:r>
+    </w:p>
+    <w:p>
+      <w:r>
+        <w:t>Single IIFE in one file, organized into sections:</w:t>
       </w:r>
     </w:p>
     <w:p>
@@ -351,16 +941,35 @@
         <w:pStyle w:val="ListBullet"/>
       </w:pPr>
       <w:r>
-        <w:t xml:space="preserve">A userscript manager: </w:t>
-      </w:r>
-      <w:r>
         <w:rPr>
           <w:b/>
         </w:rPr>
-        <w:t>Tampermonkey</w:t>
-      </w:r>
-      <w:r>
-        <w:t xml:space="preserve"> (recommended) or Greasemonkey, in a desktop browser.</w:t>
+        <w:t>Config</w:t>
+      </w:r>
+      <w:r>
+        <w:t xml:space="preserve"> (lines ~17–120): </w:t>
+      </w:r>
+      <w:r>
+        <w:rPr>
+          <w:rFonts w:ascii="Consolas" w:hAnsi="Consolas"/>
+          <w:color w:val="A02020"/>
+          <w:sz w:val="19"/>
+        </w:rPr>
+        <w:t>DEFAULT_ACCOUNT</w:t>
+      </w:r>
+      <w:r>
+        <w:t xml:space="preserve">, </w:t>
+      </w:r>
+      <w:r>
+        <w:rPr>
+          <w:rFonts w:ascii="Consolas" w:hAnsi="Consolas"/>
+          <w:color w:val="A02020"/>
+          <w:sz w:val="19"/>
+        </w:rPr>
+        <w:t>ALL_CATEGORIES</w:t>
+      </w:r>
+      <w:r>
+        <w:t xml:space="preserve"> catalog, attendee type ids, palettes, localStorage keys.</w:t>
       </w:r>
     </w:p>
     <w:p>
@@ -368,8 +977,331 @@
         <w:pStyle w:val="ListBullet"/>
       </w:pPr>
       <w:r>
-        <w:t xml:space="preserve">An authenticated </w:t>
-      </w:r>
+        <w:rPr>
+          <w:b/>
+        </w:rPr>
+        <w:t>ExcelJS loader</w:t>
+      </w:r>
+      <w:r>
+        <w:t xml:space="preserve"> (~122–166): lazy </w:t>
+      </w:r>
+      <w:r>
+        <w:rPr>
+          <w:rFonts w:ascii="Consolas" w:hAnsi="Consolas"/>
+          <w:color w:val="A02020"/>
+          <w:sz w:val="19"/>
+        </w:rPr>
+        <w:t>fetch</w:t>
+      </w:r>
+      <w:r>
+        <w:t xml:space="preserve"> + </w:t>
+      </w:r>
+      <w:r>
+        <w:rPr>
+          <w:rFonts w:ascii="Consolas" w:hAnsi="Consolas"/>
+          <w:color w:val="A02020"/>
+          <w:sz w:val="19"/>
+        </w:rPr>
+        <w:t>new Function</w:t>
+      </w:r>
+      <w:r>
+        <w:t xml:space="preserve"> eval with blob-script fallback.</w:t>
+      </w:r>
+    </w:p>
+    <w:p>
+      <w:pPr>
+        <w:pStyle w:val="ListBullet"/>
+      </w:pPr>
+      <w:r>
+        <w:rPr>
+          <w:b/>
+        </w:rPr>
+        <w:t>Helpers</w:t>
+      </w:r>
+      <w:r>
+        <w:t xml:space="preserve"> (~176–290): amount parsing; </w:t>
+      </w:r>
+      <w:r>
+        <w:rPr>
+          <w:rFonts w:ascii="Consolas" w:hAnsi="Consolas"/>
+          <w:color w:val="A02020"/>
+          <w:sz w:val="19"/>
+        </w:rPr>
+        <w:t>TARGETS</w:t>
+      </w:r>
+      <w:r>
+        <w:t xml:space="preserve"> display-currency list; </w:t>
+      </w:r>
+      <w:r>
+        <w:rPr>
+          <w:rFonts w:ascii="Consolas" w:hAnsi="Consolas"/>
+          <w:color w:val="A02020"/>
+          <w:sz w:val="19"/>
+        </w:rPr>
+        <w:t>fmtMoney</w:t>
+      </w:r>
+      <w:r>
+        <w:t xml:space="preserve"> currency-aware formatter (</w:t>
+      </w:r>
+      <w:r>
+        <w:rPr>
+          <w:rFonts w:ascii="Consolas" w:hAnsi="Consolas"/>
+          <w:color w:val="A02020"/>
+          <w:sz w:val="19"/>
+        </w:rPr>
+        <w:t>ZERO_DP_CCY</w:t>
+      </w:r>
+      <w:r>
+        <w:t xml:space="preserve"> set); FX fetch/cache (</w:t>
+      </w:r>
+      <w:r>
+        <w:rPr>
+          <w:rFonts w:ascii="Consolas" w:hAnsi="Consolas"/>
+          <w:color w:val="A02020"/>
+          <w:sz w:val="19"/>
+        </w:rPr>
+        <w:t>getRates</w:t>
+      </w:r>
+      <w:r>
+        <w:t xml:space="preserve">, 1h in-memory TTL) with the </w:t>
+      </w:r>
+      <w:r>
+        <w:rPr>
+          <w:rFonts w:ascii="Consolas" w:hAnsi="Consolas"/>
+          <w:color w:val="A02020"/>
+          <w:sz w:val="19"/>
+        </w:rPr>
+        <w:t>FX_FALLBACK</w:t>
+      </w:r>
+      <w:r>
+        <w:t xml:space="preserve"> snapshot + </w:t>
+      </w:r>
+      <w:r>
+        <w:rPr>
+          <w:rFonts w:ascii="Consolas" w:hAnsi="Consolas"/>
+          <w:color w:val="A02020"/>
+          <w:sz w:val="19"/>
+        </w:rPr>
+        <w:t>saveLastRates</w:t>
+      </w:r>
+      <w:r>
+        <w:t>/</w:t>
+      </w:r>
+      <w:r>
+        <w:rPr>
+          <w:rFonts w:ascii="Consolas" w:hAnsi="Consolas"/>
+          <w:color w:val="A02020"/>
+          <w:sz w:val="19"/>
+        </w:rPr>
+        <w:t>loadLastRates</w:t>
+      </w:r>
+      <w:r>
+        <w:t xml:space="preserve"> persistence (30-day trust window); </w:t>
+      </w:r>
+      <w:r>
+        <w:rPr>
+          <w:rFonts w:ascii="Consolas" w:hAnsi="Consolas"/>
+          <w:color w:val="A02020"/>
+          <w:sz w:val="19"/>
+        </w:rPr>
+        <w:t>esc</w:t>
+      </w:r>
+      <w:r>
+        <w:t>/</w:t>
+      </w:r>
+      <w:r>
+        <w:rPr>
+          <w:rFonts w:ascii="Consolas" w:hAnsi="Consolas"/>
+          <w:color w:val="A02020"/>
+          <w:sz w:val="19"/>
+        </w:rPr>
+        <w:t>escapeHtml</w:t>
+      </w:r>
+      <w:r>
+        <w:t xml:space="preserve"> HTML-escapers.</w:t>
+      </w:r>
+    </w:p>
+    <w:p>
+      <w:pPr>
+        <w:pStyle w:val="ListBullet"/>
+      </w:pPr>
+      <w:r>
+        <w:rPr>
+          <w:b/>
+        </w:rPr>
+        <w:t>Receipt-dialog filter</w:t>
+      </w:r>
+      <w:r>
+        <w:t xml:space="preserve"> (~250–360): reads the expense-line total, converts across </w:t>
+      </w:r>
+      <w:r>
+        <w:rPr>
+          <w:rFonts w:ascii="Consolas" w:hAnsi="Consolas"/>
+          <w:color w:val="A02020"/>
+          <w:sz w:val="19"/>
+        </w:rPr>
+        <w:t>TARGETS</w:t>
+      </w:r>
+      <w:r>
+        <w:t>, hides out-of-window wallet lines.</w:t>
+      </w:r>
+    </w:p>
+    <w:p>
+      <w:pPr>
+        <w:pStyle w:val="ListBullet"/>
+      </w:pPr>
+      <w:r>
+        <w:rPr>
+          <w:b/>
+        </w:rPr>
+        <w:t>Account apply</w:t>
+      </w:r>
+      <w:r>
+        <w:t xml:space="preserve"> (~410–540): discovers the draft report, iterates lines, PATCHes accounts via Coupa endpoints using the page CSRF token + </w:t>
+      </w:r>
+      <w:r>
+        <w:rPr>
+          <w:rFonts w:ascii="Consolas" w:hAnsi="Consolas"/>
+          <w:color w:val="A02020"/>
+          <w:sz w:val="19"/>
+        </w:rPr>
+        <w:t>credentials: 'include'</w:t>
+      </w:r>
+      <w:r>
+        <w:t>.</w:t>
+      </w:r>
+    </w:p>
+    <w:p>
+      <w:pPr>
+        <w:pStyle w:val="ListBullet"/>
+      </w:pPr>
+      <w:r>
+        <w:rPr>
+          <w:b/>
+        </w:rPr>
+        <w:t>xlsx export</w:t>
+      </w:r>
+      <w:r>
+        <w:t xml:space="preserve"> (~550–960): builds the workbook with conditional formatting and helper sheets.</w:t>
+      </w:r>
+    </w:p>
+    <w:p>
+      <w:pPr>
+        <w:pStyle w:val="ListBullet"/>
+      </w:pPr>
+      <w:r>
+        <w:rPr>
+          <w:b/>
+        </w:rPr>
+        <w:t>xlsx upload/apply</w:t>
+      </w:r>
+      <w:r>
+        <w:t xml:space="preserve"> (~900–1230): parses the workbook, diffs against live line state, PATCHes lines and POSTs new attendees, with a progress overlay and </w:t>
+      </w:r>
+      <w:r>
+        <w:rPr>
+          <w:rFonts w:ascii="Consolas" w:hAnsi="Consolas"/>
+          <w:color w:val="A02020"/>
+          <w:sz w:val="19"/>
+        </w:rPr>
+        <w:t>beforeunload</w:t>
+      </w:r>
+      <w:r>
+        <w:t xml:space="preserve"> guard.</w:t>
+      </w:r>
+    </w:p>
+    <w:p>
+      <w:pPr>
+        <w:pStyle w:val="ListBullet"/>
+      </w:pPr>
+      <w:r>
+        <w:rPr>
+          <w:b/>
+        </w:rPr>
+        <w:t>Receipt matching</w:t>
+      </w:r>
+      <w:r>
+        <w:t xml:space="preserve"> (~1240–1430): tokenization + tiered scoring, posts </w:t>
+      </w:r>
+      <w:r>
+        <w:rPr>
+          <w:rFonts w:ascii="Consolas" w:hAnsi="Consolas"/>
+          <w:color w:val="A02020"/>
+          <w:sz w:val="19"/>
+        </w:rPr>
+        <w:t>merge_receipt_to_expense_line</w:t>
+      </w:r>
+      <w:r>
+        <w:t>.</w:t>
+      </w:r>
+    </w:p>
+    <w:p>
+      <w:pPr>
+        <w:pStyle w:val="ListBullet"/>
+      </w:pPr>
+      <w:r>
+        <w:rPr>
+          <w:b/>
+        </w:rPr>
+        <w:t>Account search UI</w:t>
+      </w:r>
+      <w:r>
+        <w:t xml:space="preserve"> (~1440–1603): debounced calls to Coupa autocomplete/search endpoints, escaped result rendering.</w:t>
+      </w:r>
+    </w:p>
+    <w:p>
+      <w:pPr>
+        <w:pStyle w:val="ListBullet"/>
+      </w:pPr>
+      <w:r>
+        <w:rPr>
+          <w:b/>
+        </w:rPr>
+        <w:t>Help modal + panel</w:t>
+      </w:r>
+      <w:r>
+        <w:t xml:space="preserve"> (~1605–1858): UI construction.</w:t>
+      </w:r>
+    </w:p>
+    <w:p>
+      <w:r>
+        <w:t xml:space="preserve">Data flow: page DOM + Coupa JSON endpoints → in-memory line models → (xlsx out) → user edits → (xlsx in) → PATCH/POST back to Coupa. FX data flows from open.er-api.com into the converter. All Coupa calls are same-origin authenticated requests carrying </w:t>
+      </w:r>
+      <w:r>
+        <w:rPr>
+          <w:rFonts w:ascii="Consolas" w:hAnsi="Consolas"/>
+          <w:color w:val="A02020"/>
+          <w:sz w:val="19"/>
+        </w:rPr>
+        <w:t>X-CSRF-Token</w:t>
+      </w:r>
+      <w:r>
+        <w:t xml:space="preserve"> read from the page's </w:t>
+      </w:r>
+      <w:r>
+        <w:rPr>
+          <w:rFonts w:ascii="Consolas" w:hAnsi="Consolas"/>
+          <w:color w:val="A02020"/>
+          <w:sz w:val="19"/>
+        </w:rPr>
+        <w:t>&lt;meta name="csrf-token"&gt;</w:t>
+      </w:r>
+      <w:r>
+        <w:t>.</w:t>
+      </w:r>
+    </w:p>
+    <w:p>
+      <w:pPr>
+        <w:pStyle w:val="Heading2"/>
+      </w:pPr>
+      <w:r>
+        <w:t>Integrations &amp; Interconnects</w:t>
+      </w:r>
+    </w:p>
+    <w:p>
+      <w:pPr>
+        <w:pStyle w:val="ListBullet"/>
+      </w:pPr>
       <w:r>
         <w:rPr>
           <w:b/>
@@ -377,7 +1309,7 @@
         <w:t>Coupa</w:t>
       </w:r>
       <w:r>
-        <w:t xml:space="preserve"> session on a </w:t>
+        <w:t xml:space="preserve"> (</w:t>
       </w:r>
       <w:r>
         <w:rPr>
@@ -388,7 +1320,84 @@
         <w:t>*.coupahost.com</w:t>
       </w:r>
       <w:r>
-        <w:t xml:space="preserve"> tenant.</w:t>
+        <w:t xml:space="preserve">) — the host application; the script calls its internal endpoints: </w:t>
+      </w:r>
+      <w:r>
+        <w:rPr>
+          <w:rFonts w:ascii="Consolas" w:hAnsi="Consolas"/>
+          <w:color w:val="A02020"/>
+          <w:sz w:val="19"/>
+        </w:rPr>
+        <w:t>/expenses</w:t>
+      </w:r>
+      <w:r>
+        <w:t xml:space="preserve">, </w:t>
+      </w:r>
+      <w:r>
+        <w:rPr>
+          <w:rFonts w:ascii="Consolas" w:hAnsi="Consolas"/>
+          <w:color w:val="A02020"/>
+          <w:sz w:val="19"/>
+        </w:rPr>
+        <w:t>/expense_reports/:id/edit</w:t>
+      </w:r>
+      <w:r>
+        <w:t xml:space="preserve">, </w:t>
+      </w:r>
+      <w:r>
+        <w:rPr>
+          <w:rFonts w:ascii="Consolas" w:hAnsi="Consolas"/>
+          <w:color w:val="A02020"/>
+          <w:sz w:val="19"/>
+        </w:rPr>
+        <w:t>/expenses/expense_lines/:id</w:t>
+      </w:r>
+      <w:r>
+        <w:t xml:space="preserve">, </w:t>
+      </w:r>
+      <w:r>
+        <w:rPr>
+          <w:rFonts w:ascii="Consolas" w:hAnsi="Consolas"/>
+          <w:color w:val="A02020"/>
+          <w:sz w:val="19"/>
+        </w:rPr>
+        <w:t>/accounts/select_dynamic_account</w:t>
+      </w:r>
+      <w:r>
+        <w:t xml:space="preserve">, </w:t>
+      </w:r>
+      <w:r>
+        <w:rPr>
+          <w:rFonts w:ascii="Consolas" w:hAnsi="Consolas"/>
+          <w:color w:val="A02020"/>
+          <w:sz w:val="19"/>
+        </w:rPr>
+        <w:t>/accounts/autocomplete|search|lookup</w:t>
+      </w:r>
+      <w:r>
+        <w:t xml:space="preserve">, </w:t>
+      </w:r>
+      <w:r>
+        <w:rPr>
+          <w:rFonts w:ascii="Consolas" w:hAnsi="Consolas"/>
+          <w:color w:val="A02020"/>
+          <w:sz w:val="19"/>
+        </w:rPr>
+        <w:t>/expense_attendees/</w:t>
+      </w:r>
+      <w:r>
+        <w:t xml:space="preserve">, </w:t>
+      </w:r>
+      <w:r>
+        <w:rPr>
+          <w:rFonts w:ascii="Consolas" w:hAnsi="Consolas"/>
+          <w:color w:val="A02020"/>
+          <w:sz w:val="19"/>
+        </w:rPr>
+        <w:t>/expenses/wallet/merge_receipt_to_expense_line</w:t>
+      </w:r>
+      <w:r>
+        <w:t>.</w:t>
       </w:r>
     </w:p>
     <w:p>
@@ -396,50 +1405,52 @@
         <w:pStyle w:val="ListBullet"/>
       </w:pPr>
       <w:r>
-        <w:t>Network access to two external services at runtime:</w:t>
+        <w:rPr>
+          <w:b/>
+        </w:rPr>
+        <w:t>open.er-api.com</w:t>
+      </w:r>
+      <w:r>
+        <w:t xml:space="preserve"> — free FX-rate JSON API (USD base).</w:t>
       </w:r>
     </w:p>
     <w:p>
       <w:pPr>
-        <w:pStyle w:val="ListBullet2"/>
+        <w:pStyle w:val="ListBullet"/>
       </w:pPr>
+      <w:r>
+        <w:rPr>
+          <w:b/>
+        </w:rPr>
+        <w:t>jsDelivr CDN</w:t>
+      </w:r>
+      <w:r>
+        <w:t xml:space="preserve"> — serves ExcelJS 4.4.0 at runtime.</w:t>
+      </w:r>
+    </w:p>
+    <w:p>
+      <w:pPr>
+        <w:pStyle w:val="ListBullet"/>
+      </w:pPr>
+      <w:r>
+        <w:rPr>
+          <w:b/>
+        </w:rPr>
+        <w:t>GitHub Gist</w:t>
+      </w:r>
+      <w:r>
+        <w:t xml:space="preserve"> (</w:t>
+      </w:r>
       <w:r>
         <w:rPr>
           <w:rFonts w:ascii="Consolas" w:hAnsi="Consolas"/>
           <w:color w:val="A02020"/>
           <w:sz w:val="19"/>
         </w:rPr>
-        <w:t>https://open.er-api.com/v6/latest/USD</w:t>
-      </w:r>
-      <w:r>
-        <w:t xml:space="preserve"> — free FX rates (declared via </w:t>
-      </w:r>
-      <w:r>
-        <w:rPr>
-          <w:rFonts w:ascii="Consolas" w:hAnsi="Consolas"/>
-          <w:color w:val="A02020"/>
-          <w:sz w:val="19"/>
-        </w:rPr>
-        <w:t>@connect open.er-api.com</w:t>
-      </w:r>
-      <w:r>
-        <w:t>; no API key required).</w:t>
-      </w:r>
-    </w:p>
-    <w:p>
-      <w:pPr>
-        <w:pStyle w:val="ListBullet2"/>
-      </w:pPr>
-      <w:r>
-        <w:rPr>
-          <w:rFonts w:ascii="Consolas" w:hAnsi="Consolas"/>
-          <w:color w:val="A02020"/>
-          <w:sz w:val="19"/>
-        </w:rPr>
-        <w:t>https://cdn.jsdelivr.net/npm/exceljs@4.4.0/dist/exceljs.min.js</w:t>
-      </w:r>
-      <w:r>
-        <w:t xml:space="preserve"> — ExcelJS, fetched on demand for xlsx generation/parsing.</w:t>
+        <w:t>gist.githubusercontent.com/SexualMoose/...</w:t>
+      </w:r>
+      <w:r>
+        <w:t>) — auto-update source declared in the header.</w:t>
       </w:r>
     </w:p>
     <w:p>
@@ -447,18 +1458,7 @@
         <w:pStyle w:val="ListBullet"/>
       </w:pPr>
       <w:r>
-        <w:t xml:space="preserve">No build tooling, no package manager, no compiler. The deliverable IS the </w:t>
-      </w:r>
-      <w:r>
-        <w:rPr>
-          <w:rFonts w:ascii="Consolas" w:hAnsi="Consolas"/>
-          <w:color w:val="A02020"/>
-          <w:sz w:val="19"/>
-        </w:rPr>
-        <w:t>.user.js</w:t>
-      </w:r>
-      <w:r>
-        <w:t xml:space="preserve"> file.</w:t>
+        <w:t>No sibling repos, no backend of its own, no hardware.</w:t>
       </w:r>
     </w:p>
     <w:p>
@@ -466,7 +1466,7 @@
         <w:pStyle w:val="Heading2"/>
       </w:pPr>
       <w:r>
-        <w:t>Dependencies</w:t>
+        <w:t>Configuration &amp; Secrets</w:t>
       </w:r>
     </w:p>
     <w:p>
@@ -477,54 +1477,10 @@
         <w:rPr>
           <w:b/>
         </w:rPr>
-        <w:t>ExcelJS 4.4.0</w:t>
-      </w:r>
-      <w:r>
-        <w:t xml:space="preserve"> (MIT license) — loaded at runtime from jsDelivr (version-pinned in </w:t>
-      </w:r>
-      <w:r>
-        <w:rPr>
-          <w:rFonts w:ascii="Consolas" w:hAnsi="Consolas"/>
-          <w:color w:val="A02020"/>
-          <w:sz w:val="19"/>
-        </w:rPr>
-        <w:t>EXCELJS_URL</w:t>
-      </w:r>
-      <w:r>
-        <w:t xml:space="preserve">, line 63), not vendored. Loaded via </w:t>
-      </w:r>
-      <w:r>
-        <w:rPr>
-          <w:rFonts w:ascii="Consolas" w:hAnsi="Consolas"/>
-          <w:color w:val="A02020"/>
-          <w:sz w:val="19"/>
-        </w:rPr>
-        <w:t>fetch</w:t>
-      </w:r>
-      <w:r>
-        <w:t xml:space="preserve"> + </w:t>
-      </w:r>
-      <w:r>
-        <w:rPr>
-          <w:rFonts w:ascii="Consolas" w:hAnsi="Consolas"/>
-          <w:color w:val="A02020"/>
-          <w:sz w:val="19"/>
-        </w:rPr>
-        <w:t>new Function(...)</w:t>
-      </w:r>
-      <w:r>
-        <w:t xml:space="preserve"> eval, with a blob-</w:t>
-      </w:r>
-      <w:r>
-        <w:rPr>
-          <w:rFonts w:ascii="Consolas" w:hAnsi="Consolas"/>
-          <w:color w:val="A02020"/>
-          <w:sz w:val="19"/>
-        </w:rPr>
-        <w:t>&lt;script&gt;</w:t>
-      </w:r>
-      <w:r>
-        <w:t xml:space="preserve"> fallback if CSP blocks the eval path.</w:t>
+        <w:t>No secrets or credentials are stored in the repo.</w:t>
+      </w:r>
+      <w:r>
+        <w:t xml:space="preserve"> The script relies entirely on the user's existing Coupa browser session (cookies) and the page CSRF token; it never holds a password, API key, or OAuth secret.</w:t>
       </w:r>
     </w:p>
     <w:p>
@@ -532,144 +1488,7 @@
         <w:pStyle w:val="ListBullet"/>
       </w:pPr>
       <w:r>
-        <w:rPr>
-          <w:b/>
-        </w:rPr>
-        <w:t>open.er-api.com</w:t>
-      </w:r>
-      <w:r>
-        <w:t xml:space="preserve"> ("Exchange Rate API" / open access tier) — runtime HTTP JSON, no SDK bundled.</w:t>
-      </w:r>
-    </w:p>
-    <w:p>
-      <w:pPr>
-        <w:pStyle w:val="ListBullet"/>
-      </w:pPr>
-      <w:r>
-        <w:t xml:space="preserve">Userscript-manager API: </w:t>
-      </w:r>
-      <w:r>
-        <w:rPr>
-          <w:rFonts w:ascii="Consolas" w:hAnsi="Consolas"/>
-          <w:color w:val="A02020"/>
-          <w:sz w:val="19"/>
-        </w:rPr>
-        <w:t>GM_xmlhttpRequest</w:t>
-      </w:r>
-      <w:r>
-        <w:t xml:space="preserve"> (granted) used for the cross-origin FX call.</w:t>
-      </w:r>
-    </w:p>
-    <w:p>
-      <w:pPr>
-        <w:pStyle w:val="ListBullet"/>
-      </w:pPr>
-      <w:r>
-        <w:t>No npm/</w:t>
-      </w:r>
-      <w:r>
-        <w:rPr>
-          <w:rFonts w:ascii="Consolas" w:hAnsi="Consolas"/>
-          <w:color w:val="A02020"/>
-          <w:sz w:val="19"/>
-        </w:rPr>
-        <w:t>package.json</w:t>
-      </w:r>
-      <w:r>
-        <w:t>, no lockfile, no other third-party code.</w:t>
-      </w:r>
-    </w:p>
-    <w:p>
-      <w:pPr>
-        <w:pStyle w:val="Heading2"/>
-      </w:pPr>
-      <w:r>
-        <w:t>Setup Instructions</w:t>
-      </w:r>
-    </w:p>
-    <w:p>
-      <w:pPr>
-        <w:pStyle w:val="ListNumber"/>
-      </w:pPr>
-      <w:r>
-        <w:t>Install Tampermonkey in your browser.</w:t>
-      </w:r>
-    </w:p>
-    <w:p>
-      <w:pPr>
-        <w:pStyle w:val="ListNumber"/>
-      </w:pPr>
-      <w:r>
-        <w:t>Open the raw script and let Tampermonkey prompt to install it, e.g. from this repo:</w:t>
-      </w:r>
-    </w:p>
-    <w:p>
-      <w:r>
-        <w:t xml:space="preserve">   </w:t>
-      </w:r>
-      <w:r>
-        <w:rPr>
-          <w:rFonts w:ascii="Consolas" w:hAnsi="Consolas"/>
-          <w:color w:val="A02020"/>
-          <w:sz w:val="19"/>
-        </w:rPr>
-        <w:t>coupa-receipt-filter.user.js</w:t>
-      </w:r>
-    </w:p>
-    <w:p>
-      <w:r>
-        <w:t xml:space="preserve">   or from the published gist referenced in the header:</w:t>
-      </w:r>
-    </w:p>
-    <w:p>
-      <w:r>
-        <w:t xml:space="preserve">   </w:t>
-      </w:r>
-      <w:r>
-        <w:rPr>
-          <w:rFonts w:ascii="Consolas" w:hAnsi="Consolas"/>
-          <w:color w:val="A02020"/>
-          <w:sz w:val="19"/>
-        </w:rPr>
-        <w:t>https://gist.githubusercontent.com/SexualMoose/a0de5a5bf56d33abef414b5781bdd984/raw/coupa-receipt-filter.user.js</w:t>
-      </w:r>
-    </w:p>
-    <w:p>
-      <w:pPr>
-        <w:pStyle w:val="ListNumber"/>
-      </w:pPr>
-      <w:r>
-        <w:t xml:space="preserve">Confirm the install in Tampermonkey. The </w:t>
-      </w:r>
-      <w:r>
-        <w:rPr>
-          <w:rFonts w:ascii="Consolas" w:hAnsi="Consolas"/>
-          <w:color w:val="A02020"/>
-          <w:sz w:val="19"/>
-        </w:rPr>
-        <w:t>@match https://*.coupahost.com/*</w:t>
-      </w:r>
-      <w:r>
-        <w:t xml:space="preserve"> and </w:t>
-      </w:r>
-      <w:r>
-        <w:rPr>
-          <w:rFonts w:ascii="Consolas" w:hAnsi="Consolas"/>
-          <w:color w:val="A02020"/>
-          <w:sz w:val="19"/>
-        </w:rPr>
-        <w:t>@connect open.er-api.com</w:t>
-      </w:r>
-      <w:r>
-        <w:t xml:space="preserve"> grants will be requested.</w:t>
-      </w:r>
-    </w:p>
-    <w:p>
-      <w:pPr>
-        <w:pStyle w:val="ListNumber"/>
-      </w:pPr>
-      <w:r>
-        <w:t xml:space="preserve">(Tenant-specific) Edit the </w:t>
+        <w:t xml:space="preserve">Tenant-specific config is hardcoded near the top: </w:t>
       </w:r>
       <w:r>
         <w:rPr>
@@ -680,7 +1499,7 @@
         <w:t>DEFAULT_ACCOUNT</w:t>
       </w:r>
       <w:r>
-        <w:t xml:space="preserve"> object near the top of the script to match your own Coupa account. Capture the values by clicking "Choose" on a representative line and watching </w:t>
+        <w:t xml:space="preserve"> (account_id 6222, type 4, a Philadelphia/Finance Systems display name, and account code </w:t>
       </w:r>
       <w:r>
         <w:rPr>
@@ -688,255 +1507,10 @@
           <w:color w:val="A02020"/>
           <w:sz w:val="19"/>
         </w:rPr>
-        <w:t>POST /accounts/select_dynamic_account</w:t>
-      </w:r>
-      <w:r>
-        <w:t xml:space="preserve"> in DevTools → Network. Update </w:t>
-      </w:r>
-      <w:r>
-        <w:rPr>
-          <w:rFonts w:ascii="Consolas" w:hAnsi="Consolas"/>
-          <w:color w:val="A02020"/>
-          <w:sz w:val="19"/>
-        </w:rPr>
-        <w:t>account_id</w:t>
-      </w:r>
-      <w:r>
-        <w:t xml:space="preserve">, </w:t>
-      </w:r>
-      <w:r>
-        <w:rPr>
-          <w:rFonts w:ascii="Consolas" w:hAnsi="Consolas"/>
-          <w:color w:val="A02020"/>
-          <w:sz w:val="19"/>
-        </w:rPr>
-        <w:t>account_type_id</w:t>
-      </w:r>
-      <w:r>
-        <w:t xml:space="preserve">, </w:t>
-      </w:r>
-      <w:r>
-        <w:rPr>
-          <w:rFonts w:ascii="Consolas" w:hAnsi="Consolas"/>
-          <w:color w:val="A02020"/>
-          <w:sz w:val="19"/>
-        </w:rPr>
-        <w:t>display_name</w:t>
-      </w:r>
-      <w:r>
-        <w:t xml:space="preserve">, and </w:t>
-      </w:r>
-      <w:r>
-        <w:rPr>
-          <w:rFonts w:ascii="Consolas" w:hAnsi="Consolas"/>
-          <w:color w:val="A02020"/>
-          <w:sz w:val="19"/>
-        </w:rPr>
-        <w:t>code</w:t>
-      </w:r>
-      <w:r>
-        <w:t>.</w:t>
-      </w:r>
-    </w:p>
-    <w:p>
-      <w:pPr>
-        <w:pStyle w:val="ListNumber"/>
-      </w:pPr>
-      <w:r>
-        <w:t>Navigate to your Coupa tenant; the panel appears top-right on expense pages.</w:t>
-      </w:r>
-    </w:p>
-    <w:p>
-      <w:pPr>
-        <w:pStyle w:val="Heading2"/>
-      </w:pPr>
-      <w:r>
-        <w:t>Build &amp; Run</w:t>
-      </w:r>
-    </w:p>
-    <w:p>
-      <w:r>
-        <w:t xml:space="preserve">There is no build step. "Running" = having the userscript installed and active while browsing Coupa. Updates: the header declares </w:t>
-      </w:r>
-      <w:r>
-        <w:rPr>
-          <w:rFonts w:ascii="Consolas" w:hAnsi="Consolas"/>
-          <w:color w:val="A02020"/>
-          <w:sz w:val="19"/>
-        </w:rPr>
-        <w:t>@updateURL</w:t>
-      </w:r>
-      <w:r>
-        <w:t>/</w:t>
-      </w:r>
-      <w:r>
-        <w:rPr>
-          <w:rFonts w:ascii="Consolas" w:hAnsi="Consolas"/>
-          <w:color w:val="A02020"/>
-          <w:sz w:val="19"/>
-        </w:rPr>
-        <w:t>@downloadURL</w:t>
-      </w:r>
-      <w:r>
-        <w:t xml:space="preserve"> pointing at the GitHub gist, so Tampermonkey can auto-update; the in-panel "update" link cache-busts that URL.</w:t>
-      </w:r>
-    </w:p>
-    <w:p>
-      <w:pPr>
-        <w:pStyle w:val="Heading2"/>
-      </w:pPr>
-      <w:r>
-        <w:t>Usage</w:t>
-      </w:r>
-    </w:p>
-    <w:p>
-      <w:r>
-        <w:t xml:space="preserve">On a </w:t>
-      </w:r>
-      <w:r>
-        <w:rPr>
-          <w:b/>
-        </w:rPr>
-        <w:t>draft</w:t>
-      </w:r>
-      <w:r>
-        <w:t xml:space="preserve"> expense report page:</w:t>
-      </w:r>
-    </w:p>
-    <w:p>
-      <w:pPr>
-        <w:pStyle w:val="ListBullet"/>
-      </w:pPr>
-      <w:r>
-        <w:t>Use the top-right panel buttons: Apply Account to All, Match Receipts, Download Non-Compliant, Export All, Upload &amp; Apply, and the account search box (with ↺ reset).</w:t>
-      </w:r>
-    </w:p>
-    <w:p>
-      <w:pPr>
-        <w:pStyle w:val="ListBullet"/>
-      </w:pPr>
-      <w:r>
-        <w:t>For the receipt filter: open Coupa's "Attach a receipt" dialog, set the ± tolerance %, and the script hides receipts outside the converted-amount window.</w:t>
-      </w:r>
-    </w:p>
-    <w:p>
-      <w:pPr>
-        <w:pStyle w:val="ListBullet"/>
-      </w:pPr>
-      <w:r>
-        <w:t>For the xlsx round-trip: Download Non-Compliant → edit green-header columns (</w:t>
-      </w:r>
-      <w:r>
-        <w:rPr>
-          <w:rFonts w:ascii="Consolas" w:hAnsi="Consolas"/>
-          <w:color w:val="A02020"/>
-          <w:sz w:val="19"/>
-        </w:rPr>
-        <w:t>new_currency</w:t>
-      </w:r>
-      <w:r>
-        <w:t xml:space="preserve">, </w:t>
-      </w:r>
-      <w:r>
-        <w:rPr>
-          <w:rFonts w:ascii="Consolas" w:hAnsi="Consolas"/>
-          <w:color w:val="A02020"/>
-          <w:sz w:val="19"/>
-        </w:rPr>
-        <w:t>new_category</w:t>
-      </w:r>
-      <w:r>
-        <w:t xml:space="preserve">, </w:t>
-      </w:r>
-      <w:r>
-        <w:rPr>
-          <w:rFonts w:ascii="Consolas" w:hAnsi="Consolas"/>
-          <w:color w:val="A02020"/>
-          <w:sz w:val="19"/>
-        </w:rPr>
-        <w:t>new_description</w:t>
-      </w:r>
-      <w:r>
-        <w:t xml:space="preserve">, attendee </w:t>
-      </w:r>
-      <w:r>
-        <w:rPr>
-          <w:rFonts w:ascii="Consolas" w:hAnsi="Consolas"/>
-          <w:color w:val="A02020"/>
-          <w:sz w:val="19"/>
-        </w:rPr>
-        <w:t>x</w:t>
-      </w:r>
-      <w:r>
-        <w:t xml:space="preserve"> marks, and the trailing example-attendee column) in Excel → Upload &amp; Apply. The hidden </w:t>
-      </w:r>
-      <w:r>
-        <w:rPr>
-          <w:rFonts w:ascii="Consolas" w:hAnsi="Consolas"/>
-          <w:color w:val="A02020"/>
-          <w:sz w:val="19"/>
-        </w:rPr>
-        <w:t>_categories</w:t>
-      </w:r>
-      <w:r>
-        <w:t xml:space="preserve"> and </w:t>
-      </w:r>
-      <w:r>
-        <w:rPr>
-          <w:rFonts w:ascii="Consolas" w:hAnsi="Consolas"/>
-          <w:color w:val="A02020"/>
-          <w:sz w:val="19"/>
-        </w:rPr>
-        <w:t>_currencies</w:t>
-      </w:r>
-      <w:r>
-        <w:t xml:space="preserve"> helper sheets drive the dropdowns and name/code→id resolution; do not delete them.</w:t>
-      </w:r>
-    </w:p>
-    <w:p>
-      <w:pPr>
-        <w:pStyle w:val="ListBullet"/>
-      </w:pPr>
-      <w:r>
-        <w:t>Click the "?" / help link in the panel footer for the built-in help modal.</w:t>
-      </w:r>
-    </w:p>
-    <w:p>
-      <w:pPr>
-        <w:pStyle w:val="Heading2"/>
-      </w:pPr>
-      <w:r>
-        <w:t>Architecture</w:t>
-      </w:r>
-    </w:p>
-    <w:p>
-      <w:r>
-        <w:t>Single IIFE in one file, organized into sections:</w:t>
-      </w:r>
-    </w:p>
-    <w:p>
-      <w:pPr>
-        <w:pStyle w:val="ListBullet"/>
-      </w:pPr>
-      <w:r>
-        <w:rPr>
-          <w:b/>
-        </w:rPr>
-        <w:t>Config</w:t>
-      </w:r>
-      <w:r>
-        <w:t xml:space="preserve"> (lines ~17–120): </w:t>
-      </w:r>
-      <w:r>
-        <w:rPr>
-          <w:rFonts w:ascii="Consolas" w:hAnsi="Consolas"/>
-          <w:color w:val="A02020"/>
-          <w:sz w:val="19"/>
-        </w:rPr>
-        <w:t>DEFAULT_ACCOUNT</w:t>
-      </w:r>
-      <w:r>
-        <w:t xml:space="preserve">, </w:t>
+        <w:t>US010-26001-999-NONE-70919900</w:t>
+      </w:r>
+      <w:r>
+        <w:t xml:space="preserve">) and an </w:t>
       </w:r>
       <w:r>
         <w:rPr>
@@ -947,492 +1521,6 @@
         <w:t>ALL_CATEGORIES</w:t>
       </w:r>
       <w:r>
-        <w:t xml:space="preserve"> catalog, attendee type ids, palettes, localStorage keys.</w:t>
-      </w:r>
-    </w:p>
-    <w:p>
-      <w:pPr>
-        <w:pStyle w:val="ListBullet"/>
-      </w:pPr>
-      <w:r>
-        <w:rPr>
-          <w:b/>
-        </w:rPr>
-        <w:t>ExcelJS loader</w:t>
-      </w:r>
-      <w:r>
-        <w:t xml:space="preserve"> (~122–166): lazy </w:t>
-      </w:r>
-      <w:r>
-        <w:rPr>
-          <w:rFonts w:ascii="Consolas" w:hAnsi="Consolas"/>
-          <w:color w:val="A02020"/>
-          <w:sz w:val="19"/>
-        </w:rPr>
-        <w:t>fetch</w:t>
-      </w:r>
-      <w:r>
-        <w:t xml:space="preserve"> + </w:t>
-      </w:r>
-      <w:r>
-        <w:rPr>
-          <w:rFonts w:ascii="Consolas" w:hAnsi="Consolas"/>
-          <w:color w:val="A02020"/>
-          <w:sz w:val="19"/>
-        </w:rPr>
-        <w:t>new Function</w:t>
-      </w:r>
-      <w:r>
-        <w:t xml:space="preserve"> eval with blob-script fallback.</w:t>
-      </w:r>
-    </w:p>
-    <w:p>
-      <w:pPr>
-        <w:pStyle w:val="ListBullet"/>
-      </w:pPr>
-      <w:r>
-        <w:rPr>
-          <w:b/>
-        </w:rPr>
-        <w:t>Helpers</w:t>
-      </w:r>
-      <w:r>
-        <w:t xml:space="preserve"> (~176–230): amount parsing, FX fetch/cache (</w:t>
-      </w:r>
-      <w:r>
-        <w:rPr>
-          <w:rFonts w:ascii="Consolas" w:hAnsi="Consolas"/>
-          <w:color w:val="A02020"/>
-          <w:sz w:val="19"/>
-        </w:rPr>
-        <w:t>getRates</w:t>
-      </w:r>
-      <w:r>
-        <w:t xml:space="preserve">, 1h TTL), </w:t>
-      </w:r>
-      <w:r>
-        <w:rPr>
-          <w:rFonts w:ascii="Consolas" w:hAnsi="Consolas"/>
-          <w:color w:val="A02020"/>
-          <w:sz w:val="19"/>
-        </w:rPr>
-        <w:t>esc</w:t>
-      </w:r>
-      <w:r>
-        <w:t>/</w:t>
-      </w:r>
-      <w:r>
-        <w:rPr>
-          <w:rFonts w:ascii="Consolas" w:hAnsi="Consolas"/>
-          <w:color w:val="A02020"/>
-          <w:sz w:val="19"/>
-        </w:rPr>
-        <w:t>escapeHtml</w:t>
-      </w:r>
-      <w:r>
-        <w:t xml:space="preserve"> HTML-escapers.</w:t>
-      </w:r>
-    </w:p>
-    <w:p>
-      <w:pPr>
-        <w:pStyle w:val="ListBullet"/>
-      </w:pPr>
-      <w:r>
-        <w:rPr>
-          <w:b/>
-        </w:rPr>
-        <w:t>Receipt-dialog filter</w:t>
-      </w:r>
-      <w:r>
-        <w:t xml:space="preserve"> (~250–360): reads the expense-line total, converts across </w:t>
-      </w:r>
-      <w:r>
-        <w:rPr>
-          <w:rFonts w:ascii="Consolas" w:hAnsi="Consolas"/>
-          <w:color w:val="A02020"/>
-          <w:sz w:val="19"/>
-        </w:rPr>
-        <w:t>TARGETS</w:t>
-      </w:r>
-      <w:r>
-        <w:t>, hides out-of-window wallet lines.</w:t>
-      </w:r>
-    </w:p>
-    <w:p>
-      <w:pPr>
-        <w:pStyle w:val="ListBullet"/>
-      </w:pPr>
-      <w:r>
-        <w:rPr>
-          <w:b/>
-        </w:rPr>
-        <w:t>Account apply</w:t>
-      </w:r>
-      <w:r>
-        <w:t xml:space="preserve"> (~410–540): discovers the draft report, iterates lines, PATCHes accounts via Coupa endpoints using the page CSRF token + </w:t>
-      </w:r>
-      <w:r>
-        <w:rPr>
-          <w:rFonts w:ascii="Consolas" w:hAnsi="Consolas"/>
-          <w:color w:val="A02020"/>
-          <w:sz w:val="19"/>
-        </w:rPr>
-        <w:t>credentials: 'include'</w:t>
-      </w:r>
-      <w:r>
-        <w:t>.</w:t>
-      </w:r>
-    </w:p>
-    <w:p>
-      <w:pPr>
-        <w:pStyle w:val="ListBullet"/>
-      </w:pPr>
-      <w:r>
-        <w:rPr>
-          <w:b/>
-        </w:rPr>
-        <w:t>xlsx export</w:t>
-      </w:r>
-      <w:r>
-        <w:t xml:space="preserve"> (~550–960): builds the workbook with conditional formatting and helper sheets.</w:t>
-      </w:r>
-    </w:p>
-    <w:p>
-      <w:pPr>
-        <w:pStyle w:val="ListBullet"/>
-      </w:pPr>
-      <w:r>
-        <w:rPr>
-          <w:b/>
-        </w:rPr>
-        <w:t>xlsx upload/apply</w:t>
-      </w:r>
-      <w:r>
-        <w:t xml:space="preserve"> (~900–1230): parses the workbook, diffs against live line state, PATCHes lines and POSTs new attendees, with a progress overlay and </w:t>
-      </w:r>
-      <w:r>
-        <w:rPr>
-          <w:rFonts w:ascii="Consolas" w:hAnsi="Consolas"/>
-          <w:color w:val="A02020"/>
-          <w:sz w:val="19"/>
-        </w:rPr>
-        <w:t>beforeunload</w:t>
-      </w:r>
-      <w:r>
-        <w:t xml:space="preserve"> guard.</w:t>
-      </w:r>
-    </w:p>
-    <w:p>
-      <w:pPr>
-        <w:pStyle w:val="ListBullet"/>
-      </w:pPr>
-      <w:r>
-        <w:rPr>
-          <w:b/>
-        </w:rPr>
-        <w:t>Receipt matching</w:t>
-      </w:r>
-      <w:r>
-        <w:t xml:space="preserve"> (~1240–1430): tokenization + tiered scoring, posts </w:t>
-      </w:r>
-      <w:r>
-        <w:rPr>
-          <w:rFonts w:ascii="Consolas" w:hAnsi="Consolas"/>
-          <w:color w:val="A02020"/>
-          <w:sz w:val="19"/>
-        </w:rPr>
-        <w:t>merge_receipt_to_expense_line</w:t>
-      </w:r>
-      <w:r>
-        <w:t>.</w:t>
-      </w:r>
-    </w:p>
-    <w:p>
-      <w:pPr>
-        <w:pStyle w:val="ListBullet"/>
-      </w:pPr>
-      <w:r>
-        <w:rPr>
-          <w:b/>
-        </w:rPr>
-        <w:t>Account search UI</w:t>
-      </w:r>
-      <w:r>
-        <w:t xml:space="preserve"> (~1440–1603): debounced calls to Coupa autocomplete/search endpoints, escaped result rendering.</w:t>
-      </w:r>
-    </w:p>
-    <w:p>
-      <w:pPr>
-        <w:pStyle w:val="ListBullet"/>
-      </w:pPr>
-      <w:r>
-        <w:rPr>
-          <w:b/>
-        </w:rPr>
-        <w:t>Help modal + panel</w:t>
-      </w:r>
-      <w:r>
-        <w:t xml:space="preserve"> (~1605–1858): UI construction.</w:t>
-      </w:r>
-    </w:p>
-    <w:p>
-      <w:r>
-        <w:t xml:space="preserve">Data flow: page DOM + Coupa JSON endpoints → in-memory line models → (xlsx out) → user edits → (xlsx in) → PATCH/POST back to Coupa. FX data flows from open.er-api.com into the converter. All Coupa calls are same-origin authenticated requests carrying </w:t>
-      </w:r>
-      <w:r>
-        <w:rPr>
-          <w:rFonts w:ascii="Consolas" w:hAnsi="Consolas"/>
-          <w:color w:val="A02020"/>
-          <w:sz w:val="19"/>
-        </w:rPr>
-        <w:t>X-CSRF-Token</w:t>
-      </w:r>
-      <w:r>
-        <w:t xml:space="preserve"> read from the page's </w:t>
-      </w:r>
-      <w:r>
-        <w:rPr>
-          <w:rFonts w:ascii="Consolas" w:hAnsi="Consolas"/>
-          <w:color w:val="A02020"/>
-          <w:sz w:val="19"/>
-        </w:rPr>
-        <w:t>&lt;meta name="csrf-token"&gt;</w:t>
-      </w:r>
-      <w:r>
-        <w:t>.</w:t>
-      </w:r>
-    </w:p>
-    <w:p>
-      <w:pPr>
-        <w:pStyle w:val="Heading2"/>
-      </w:pPr>
-      <w:r>
-        <w:t>Integrations &amp; Interconnects</w:t>
-      </w:r>
-    </w:p>
-    <w:p>
-      <w:pPr>
-        <w:pStyle w:val="ListBullet"/>
-      </w:pPr>
-      <w:r>
-        <w:rPr>
-          <w:b/>
-        </w:rPr>
-        <w:t>Coupa</w:t>
-      </w:r>
-      <w:r>
-        <w:t xml:space="preserve"> (</w:t>
-      </w:r>
-      <w:r>
-        <w:rPr>
-          <w:rFonts w:ascii="Consolas" w:hAnsi="Consolas"/>
-          <w:color w:val="A02020"/>
-          <w:sz w:val="19"/>
-        </w:rPr>
-        <w:t>*.coupahost.com</w:t>
-      </w:r>
-      <w:r>
-        <w:t xml:space="preserve">) — the host application; the script calls its internal endpoints: </w:t>
-      </w:r>
-      <w:r>
-        <w:rPr>
-          <w:rFonts w:ascii="Consolas" w:hAnsi="Consolas"/>
-          <w:color w:val="A02020"/>
-          <w:sz w:val="19"/>
-        </w:rPr>
-        <w:t>/expenses</w:t>
-      </w:r>
-      <w:r>
-        <w:t xml:space="preserve">, </w:t>
-      </w:r>
-      <w:r>
-        <w:rPr>
-          <w:rFonts w:ascii="Consolas" w:hAnsi="Consolas"/>
-          <w:color w:val="A02020"/>
-          <w:sz w:val="19"/>
-        </w:rPr>
-        <w:t>/expense_reports/:id/edit</w:t>
-      </w:r>
-      <w:r>
-        <w:t xml:space="preserve">, </w:t>
-      </w:r>
-      <w:r>
-        <w:rPr>
-          <w:rFonts w:ascii="Consolas" w:hAnsi="Consolas"/>
-          <w:color w:val="A02020"/>
-          <w:sz w:val="19"/>
-        </w:rPr>
-        <w:t>/expenses/expense_lines/:id</w:t>
-      </w:r>
-      <w:r>
-        <w:t xml:space="preserve">, </w:t>
-      </w:r>
-      <w:r>
-        <w:rPr>
-          <w:rFonts w:ascii="Consolas" w:hAnsi="Consolas"/>
-          <w:color w:val="A02020"/>
-          <w:sz w:val="19"/>
-        </w:rPr>
-        <w:t>/accounts/select_dynamic_account</w:t>
-      </w:r>
-      <w:r>
-        <w:t xml:space="preserve">, </w:t>
-      </w:r>
-      <w:r>
-        <w:rPr>
-          <w:rFonts w:ascii="Consolas" w:hAnsi="Consolas"/>
-          <w:color w:val="A02020"/>
-          <w:sz w:val="19"/>
-        </w:rPr>
-        <w:t>/accounts/autocomplete|search|lookup</w:t>
-      </w:r>
-      <w:r>
-        <w:t xml:space="preserve">, </w:t>
-      </w:r>
-      <w:r>
-        <w:rPr>
-          <w:rFonts w:ascii="Consolas" w:hAnsi="Consolas"/>
-          <w:color w:val="A02020"/>
-          <w:sz w:val="19"/>
-        </w:rPr>
-        <w:t>/expense_attendees/</w:t>
-      </w:r>
-      <w:r>
-        <w:t xml:space="preserve">, </w:t>
-      </w:r>
-      <w:r>
-        <w:rPr>
-          <w:rFonts w:ascii="Consolas" w:hAnsi="Consolas"/>
-          <w:color w:val="A02020"/>
-          <w:sz w:val="19"/>
-        </w:rPr>
-        <w:t>/expenses/wallet/merge_receipt_to_expense_line</w:t>
-      </w:r>
-      <w:r>
-        <w:t>.</w:t>
-      </w:r>
-    </w:p>
-    <w:p>
-      <w:pPr>
-        <w:pStyle w:val="ListBullet"/>
-      </w:pPr>
-      <w:r>
-        <w:rPr>
-          <w:b/>
-        </w:rPr>
-        <w:t>open.er-api.com</w:t>
-      </w:r>
-      <w:r>
-        <w:t xml:space="preserve"> — free FX-rate JSON API (USD base).</w:t>
-      </w:r>
-    </w:p>
-    <w:p>
-      <w:pPr>
-        <w:pStyle w:val="ListBullet"/>
-      </w:pPr>
-      <w:r>
-        <w:rPr>
-          <w:b/>
-        </w:rPr>
-        <w:t>jsDelivr CDN</w:t>
-      </w:r>
-      <w:r>
-        <w:t xml:space="preserve"> — serves ExcelJS 4.4.0 at runtime.</w:t>
-      </w:r>
-    </w:p>
-    <w:p>
-      <w:pPr>
-        <w:pStyle w:val="ListBullet"/>
-      </w:pPr>
-      <w:r>
-        <w:rPr>
-          <w:b/>
-        </w:rPr>
-        <w:t>GitHub Gist</w:t>
-      </w:r>
-      <w:r>
-        <w:t xml:space="preserve"> (</w:t>
-      </w:r>
-      <w:r>
-        <w:rPr>
-          <w:rFonts w:ascii="Consolas" w:hAnsi="Consolas"/>
-          <w:color w:val="A02020"/>
-          <w:sz w:val="19"/>
-        </w:rPr>
-        <w:t>gist.githubusercontent.com/SexualMoose/...</w:t>
-      </w:r>
-      <w:r>
-        <w:t>) — auto-update source declared in the header.</w:t>
-      </w:r>
-    </w:p>
-    <w:p>
-      <w:pPr>
-        <w:pStyle w:val="ListBullet"/>
-      </w:pPr>
-      <w:r>
-        <w:t>No sibling repos, no backend of its own, no hardware.</w:t>
-      </w:r>
-    </w:p>
-    <w:p>
-      <w:pPr>
-        <w:pStyle w:val="Heading2"/>
-      </w:pPr>
-      <w:r>
-        <w:t>Configuration &amp; Secrets</w:t>
-      </w:r>
-    </w:p>
-    <w:p>
-      <w:pPr>
-        <w:pStyle w:val="ListBullet"/>
-      </w:pPr>
-      <w:r>
-        <w:rPr>
-          <w:b/>
-        </w:rPr>
-        <w:t>No secrets or credentials are stored in the repo.</w:t>
-      </w:r>
-      <w:r>
-        <w:t xml:space="preserve"> The script relies entirely on the user's existing Coupa browser session (cookies) and the page CSRF token; it never holds a password, API key, or OAuth secret.</w:t>
-      </w:r>
-    </w:p>
-    <w:p>
-      <w:pPr>
-        <w:pStyle w:val="ListBullet"/>
-      </w:pPr>
-      <w:r>
-        <w:t xml:space="preserve">Tenant-specific config is hardcoded near the top: </w:t>
-      </w:r>
-      <w:r>
-        <w:rPr>
-          <w:rFonts w:ascii="Consolas" w:hAnsi="Consolas"/>
-          <w:color w:val="A02020"/>
-          <w:sz w:val="19"/>
-        </w:rPr>
-        <w:t>DEFAULT_ACCOUNT</w:t>
-      </w:r>
-      <w:r>
-        <w:t xml:space="preserve"> (account_id 6222, type 4, a Philadelphia/Finance Systems display name, and account code </w:t>
-      </w:r>
-      <w:r>
-        <w:rPr>
-          <w:rFonts w:ascii="Consolas" w:hAnsi="Consolas"/>
-          <w:color w:val="A02020"/>
-          <w:sz w:val="19"/>
-        </w:rPr>
-        <w:t>US010-26001-999-NONE-70919900</w:t>
-      </w:r>
-      <w:r>
-        <w:t xml:space="preserve">) and an </w:t>
-      </w:r>
-      <w:r>
-        <w:rPr>
-          <w:rFonts w:ascii="Consolas" w:hAnsi="Consolas"/>
-          <w:color w:val="A02020"/>
-          <w:sz w:val="19"/>
-        </w:rPr>
-        <w:t>ALL_CATEGORIES</w:t>
-      </w:r>
-      <w:r>
         <w:t xml:space="preserve"> expense-category catalog. These are internal business identifiers, not credentials — see Security notes.</w:t>
       </w:r>
     </w:p>
@@ -1547,6 +1635,43 @@
       </w:pPr>
       <w:r>
         <w:t>ExcelJS is loaded from a CDN at runtime; offline use or a CDN outage breaks the xlsx features.</w:t>
+      </w:r>
+    </w:p>
+    <w:p>
+      <w:pPr>
+        <w:pStyle w:val="ListBullet"/>
+      </w:pPr>
+      <w:r>
+        <w:t xml:space="preserve">FX offline fallback covers only the 12 display currencies. If the live rate API is down </w:t>
+      </w:r>
+      <w:r>
+        <w:rPr>
+          <w:i/>
+        </w:rPr>
+        <w:t>and</w:t>
+      </w:r>
+      <w:r>
+        <w:t xml:space="preserve"> there's no persisted pull (&amp;lt;30 days) </w:t>
+      </w:r>
+      <w:r>
+        <w:rPr>
+          <w:i/>
+        </w:rPr>
+        <w:t>and</w:t>
+      </w:r>
+      <w:r>
+        <w:t xml:space="preserve"> an expense line is in some other currency, the xlsx "problems" export can't compute its USD-eq and silently skips that line's "missing receipt &amp;gt; $25" check (strictly better than the pre-0.10.0 behavior, which skipped all non-USD when offline). Online, the API returns ~160 currencies so this doesn't arise. Follow-up: emit an explicit </w:t>
+      </w:r>
+      <w:r>
+        <w:rPr>
+          <w:rFonts w:ascii="Consolas" w:hAnsi="Consolas"/>
+          <w:color w:val="A02020"/>
+          <w:sz w:val="19"/>
+        </w:rPr>
+        <w:t>fx_unknown</w:t>
+      </w:r>
+      <w:r>
+        <w:t xml:space="preserve"> flag instead of skipping.</w:t>
       </w:r>
     </w:p>
     <w:p>
